--- a/worksheets/NS_L9_DefenceDepot_Worksheet.docx
+++ b/worksheets/NS_L9_DefenceDepot_Worksheet.docx
@@ -522,7 +522,7 @@
                 <w:sz w:val="21"/>
                 <w:szCs w:val="21"/>
               </w:rPr>
-              <w:t xml:space="preserve">Match these definitions to the right terms: monitoring and analysis of network traffic; evaluating security by safely exploiting vulnerabilities; a document of rules a user must agree to.</w:t>
+              <w:t xml:space="preserve">Your school has £5,000 to spend on security. List what you would buy, in order, and say what each purchase protects against.</w:t>
             </w:r>
           </w:p>
           <w:tbl>
@@ -1305,6 +1305,218 @@
               </w:tc>
             </w:tr>
           </w:tbl>
+          <w:p>
+            <w:pPr>
+              <w:keepNext/>
+              <w:spacing w:after="60" w:before="120"/>
+            </w:pPr>
+            <w:r>
+              <w:rPr>
+                <w:rFonts w:ascii="Arial" w:cs="Arial" w:eastAsia="Arial" w:hAnsi="Arial"/>
+                <w:b/>
+                <w:bCs/>
+                <w:sz w:val="21"/>
+                <w:szCs w:val="21"/>
+              </w:rPr>
+              <w:t xml:space="preserve">What is penetration testing?</w:t>
+            </w:r>
+          </w:p>
+          <w:tbl>
+            <w:tblPr>
+              <w:tblW w:type="dxa" w:w="10026"/>
+              <w:tblBorders>
+                <w:top w:val="single" w:color="auto" w:sz="4"/>
+                <w:left w:val="single" w:color="auto" w:sz="4"/>
+                <w:bottom w:val="single" w:color="auto" w:sz="4"/>
+                <w:right w:val="single" w:color="auto" w:sz="4"/>
+                <w:insideH w:val="single" w:color="auto" w:sz="4"/>
+                <w:insideV w:val="single" w:color="auto" w:sz="4"/>
+              </w:tblBorders>
+            </w:tblPr>
+            <w:tblGrid>
+              <w:gridCol w:w="10026"/>
+            </w:tblGrid>
+            <w:tr>
+              <w:trPr>
+                <w:cantSplit/>
+                <w:trHeight w:val="460" w:hRule="exact"/>
+              </w:trPr>
+              <w:tc>
+                <w:tcPr>
+                  <w:tcW w:type="dxa" w:w="10026"/>
+                  <w:tcBorders>
+                    <w:top w:val="none" w:color="FFFFFF" w:sz="0"/>
+                    <w:left w:val="none" w:color="FFFFFF" w:sz="0"/>
+                    <w:bottom w:val="dotted" w:color="9AA8BC" w:sz="6"/>
+                    <w:right w:val="none" w:color="FFFFFF" w:sz="0"/>
+                  </w:tcBorders>
+                  <w:tcMar>
+                    <w:left w:type="dxa" w:w="0"/>
+                    <w:bottom w:type="dxa" w:w="20"/>
+                    <w:right w:type="dxa" w:w="0"/>
+                  </w:tcMar>
+                  <w:vAlign w:val="bottom"/>
+                </w:tcPr>
+                <w:p>
+                  <w:pPr>
+                    <w:spacing w:after="0" w:before="0"/>
+                  </w:pPr>
+                  <w:r>
+                    <w:rPr>
+                      <w:rFonts w:ascii="Arial" w:cs="Arial" w:eastAsia="Arial" w:hAnsi="Arial"/>
+                      <w:color w:val="5A6B85"/>
+                      <w:sz w:val="21"/>
+                      <w:szCs w:val="21"/>
+                    </w:rPr>
+                    <w:t xml:space="preserve"/>
+                  </w:r>
+                </w:p>
+              </w:tc>
+            </w:tr>
+            <w:tr>
+              <w:trPr>
+                <w:cantSplit/>
+                <w:trHeight w:val="460" w:hRule="exact"/>
+              </w:trPr>
+              <w:tc>
+                <w:tcPr>
+                  <w:tcW w:type="dxa" w:w="10026"/>
+                  <w:tcBorders>
+                    <w:top w:val="none" w:color="FFFFFF" w:sz="0"/>
+                    <w:left w:val="none" w:color="FFFFFF" w:sz="0"/>
+                    <w:bottom w:val="dotted" w:color="9AA8BC" w:sz="6"/>
+                    <w:right w:val="none" w:color="FFFFFF" w:sz="0"/>
+                  </w:tcBorders>
+                  <w:tcMar>
+                    <w:left w:type="dxa" w:w="0"/>
+                    <w:bottom w:type="dxa" w:w="20"/>
+                    <w:right w:type="dxa" w:w="0"/>
+                  </w:tcMar>
+                  <w:vAlign w:val="bottom"/>
+                </w:tcPr>
+                <w:p>
+                  <w:pPr>
+                    <w:spacing w:after="0" w:before="0"/>
+                  </w:pPr>
+                  <w:r>
+                    <w:rPr>
+                      <w:rFonts w:ascii="Arial" w:cs="Arial" w:eastAsia="Arial" w:hAnsi="Arial"/>
+                      <w:color w:val="5A6B85"/>
+                      <w:sz w:val="21"/>
+                      <w:szCs w:val="21"/>
+                    </w:rPr>
+                    <w:t xml:space="preserve"/>
+                  </w:r>
+                </w:p>
+              </w:tc>
+            </w:tr>
+          </w:tbl>
+          <w:p>
+            <w:pPr>
+              <w:keepNext/>
+              <w:spacing w:after="60" w:before="120"/>
+            </w:pPr>
+            <w:r>
+              <w:rPr>
+                <w:rFonts w:ascii="Arial" w:cs="Arial" w:eastAsia="Arial" w:hAnsi="Arial"/>
+                <w:b/>
+                <w:bCs/>
+                <w:sz w:val="21"/>
+                <w:szCs w:val="21"/>
+              </w:rPr>
+              <w:t xml:space="preserve">What makes penetration testing legal?</w:t>
+            </w:r>
+          </w:p>
+          <w:tbl>
+            <w:tblPr>
+              <w:tblW w:type="dxa" w:w="10026"/>
+              <w:tblBorders>
+                <w:top w:val="single" w:color="auto" w:sz="4"/>
+                <w:left w:val="single" w:color="auto" w:sz="4"/>
+                <w:bottom w:val="single" w:color="auto" w:sz="4"/>
+                <w:right w:val="single" w:color="auto" w:sz="4"/>
+                <w:insideH w:val="single" w:color="auto" w:sz="4"/>
+                <w:insideV w:val="single" w:color="auto" w:sz="4"/>
+              </w:tblBorders>
+            </w:tblPr>
+            <w:tblGrid>
+              <w:gridCol w:w="10026"/>
+            </w:tblGrid>
+            <w:tr>
+              <w:trPr>
+                <w:cantSplit/>
+                <w:trHeight w:val="460" w:hRule="exact"/>
+              </w:trPr>
+              <w:tc>
+                <w:tcPr>
+                  <w:tcW w:type="dxa" w:w="10026"/>
+                  <w:tcBorders>
+                    <w:top w:val="none" w:color="FFFFFF" w:sz="0"/>
+                    <w:left w:val="none" w:color="FFFFFF" w:sz="0"/>
+                    <w:bottom w:val="dotted" w:color="9AA8BC" w:sz="6"/>
+                    <w:right w:val="none" w:color="FFFFFF" w:sz="0"/>
+                  </w:tcBorders>
+                  <w:tcMar>
+                    <w:left w:type="dxa" w:w="0"/>
+                    <w:bottom w:type="dxa" w:w="20"/>
+                    <w:right w:type="dxa" w:w="0"/>
+                  </w:tcMar>
+                  <w:vAlign w:val="bottom"/>
+                </w:tcPr>
+                <w:p>
+                  <w:pPr>
+                    <w:spacing w:after="0" w:before="0"/>
+                  </w:pPr>
+                  <w:r>
+                    <w:rPr>
+                      <w:rFonts w:ascii="Arial" w:cs="Arial" w:eastAsia="Arial" w:hAnsi="Arial"/>
+                      <w:color w:val="5A6B85"/>
+                      <w:sz w:val="21"/>
+                      <w:szCs w:val="21"/>
+                    </w:rPr>
+                    <w:t xml:space="preserve"/>
+                  </w:r>
+                </w:p>
+              </w:tc>
+            </w:tr>
+            <w:tr>
+              <w:trPr>
+                <w:cantSplit/>
+                <w:trHeight w:val="460" w:hRule="exact"/>
+              </w:trPr>
+              <w:tc>
+                <w:tcPr>
+                  <w:tcW w:type="dxa" w:w="10026"/>
+                  <w:tcBorders>
+                    <w:top w:val="none" w:color="FFFFFF" w:sz="0"/>
+                    <w:left w:val="none" w:color="FFFFFF" w:sz="0"/>
+                    <w:bottom w:val="dotted" w:color="9AA8BC" w:sz="6"/>
+                    <w:right w:val="none" w:color="FFFFFF" w:sz="0"/>
+                  </w:tcBorders>
+                  <w:tcMar>
+                    <w:left w:type="dxa" w:w="0"/>
+                    <w:bottom w:type="dxa" w:w="20"/>
+                    <w:right w:type="dxa" w:w="0"/>
+                  </w:tcMar>
+                  <w:vAlign w:val="bottom"/>
+                </w:tcPr>
+                <w:p>
+                  <w:pPr>
+                    <w:spacing w:after="0" w:before="0"/>
+                  </w:pPr>
+                  <w:r>
+                    <w:rPr>
+                      <w:rFonts w:ascii="Arial" w:cs="Arial" w:eastAsia="Arial" w:hAnsi="Arial"/>
+                      <w:color w:val="5A6B85"/>
+                      <w:sz w:val="21"/>
+                      <w:szCs w:val="21"/>
+                    </w:rPr>
+                    <w:t xml:space="preserve"/>
+                  </w:r>
+                </w:p>
+              </w:tc>
+            </w:tr>
+          </w:tbl>
           <w:p/>
         </w:tc>
       </w:tr>
@@ -1496,6 +1708,218 @@
                 <w:szCs w:val="21"/>
               </w:rPr>
               <w:t xml:space="preserve">Why does anti-malware need updating so often?</w:t>
+            </w:r>
+          </w:p>
+          <w:tbl>
+            <w:tblPr>
+              <w:tblW w:type="dxa" w:w="10026"/>
+              <w:tblBorders>
+                <w:top w:val="single" w:color="auto" w:sz="4"/>
+                <w:left w:val="single" w:color="auto" w:sz="4"/>
+                <w:bottom w:val="single" w:color="auto" w:sz="4"/>
+                <w:right w:val="single" w:color="auto" w:sz="4"/>
+                <w:insideH w:val="single" w:color="auto" w:sz="4"/>
+                <w:insideV w:val="single" w:color="auto" w:sz="4"/>
+              </w:tblBorders>
+            </w:tblPr>
+            <w:tblGrid>
+              <w:gridCol w:w="10026"/>
+            </w:tblGrid>
+            <w:tr>
+              <w:trPr>
+                <w:cantSplit/>
+                <w:trHeight w:val="460" w:hRule="exact"/>
+              </w:trPr>
+              <w:tc>
+                <w:tcPr>
+                  <w:tcW w:type="dxa" w:w="10026"/>
+                  <w:tcBorders>
+                    <w:top w:val="none" w:color="FFFFFF" w:sz="0"/>
+                    <w:left w:val="none" w:color="FFFFFF" w:sz="0"/>
+                    <w:bottom w:val="dotted" w:color="9AA8BC" w:sz="6"/>
+                    <w:right w:val="none" w:color="FFFFFF" w:sz="0"/>
+                  </w:tcBorders>
+                  <w:tcMar>
+                    <w:left w:type="dxa" w:w="0"/>
+                    <w:bottom w:type="dxa" w:w="20"/>
+                    <w:right w:type="dxa" w:w="0"/>
+                  </w:tcMar>
+                  <w:vAlign w:val="bottom"/>
+                </w:tcPr>
+                <w:p>
+                  <w:pPr>
+                    <w:spacing w:after="0" w:before="0"/>
+                  </w:pPr>
+                  <w:r>
+                    <w:rPr>
+                      <w:rFonts w:ascii="Arial" w:cs="Arial" w:eastAsia="Arial" w:hAnsi="Arial"/>
+                      <w:color w:val="5A6B85"/>
+                      <w:sz w:val="21"/>
+                      <w:szCs w:val="21"/>
+                    </w:rPr>
+                    <w:t xml:space="preserve"/>
+                  </w:r>
+                </w:p>
+              </w:tc>
+            </w:tr>
+            <w:tr>
+              <w:trPr>
+                <w:cantSplit/>
+                <w:trHeight w:val="460" w:hRule="exact"/>
+              </w:trPr>
+              <w:tc>
+                <w:tcPr>
+                  <w:tcW w:type="dxa" w:w="10026"/>
+                  <w:tcBorders>
+                    <w:top w:val="none" w:color="FFFFFF" w:sz="0"/>
+                    <w:left w:val="none" w:color="FFFFFF" w:sz="0"/>
+                    <w:bottom w:val="dotted" w:color="9AA8BC" w:sz="6"/>
+                    <w:right w:val="none" w:color="FFFFFF" w:sz="0"/>
+                  </w:tcBorders>
+                  <w:tcMar>
+                    <w:left w:type="dxa" w:w="0"/>
+                    <w:bottom w:type="dxa" w:w="20"/>
+                    <w:right w:type="dxa" w:w="0"/>
+                  </w:tcMar>
+                  <w:vAlign w:val="bottom"/>
+                </w:tcPr>
+                <w:p>
+                  <w:pPr>
+                    <w:spacing w:after="0" w:before="0"/>
+                  </w:pPr>
+                  <w:r>
+                    <w:rPr>
+                      <w:rFonts w:ascii="Arial" w:cs="Arial" w:eastAsia="Arial" w:hAnsi="Arial"/>
+                      <w:color w:val="5A6B85"/>
+                      <w:sz w:val="21"/>
+                      <w:szCs w:val="21"/>
+                    </w:rPr>
+                    <w:t xml:space="preserve"/>
+                  </w:r>
+                </w:p>
+              </w:tc>
+            </w:tr>
+          </w:tbl>
+          <w:p>
+            <w:pPr>
+              <w:keepNext/>
+              <w:spacing w:after="60" w:before="120"/>
+            </w:pPr>
+            <w:r>
+              <w:rPr>
+                <w:rFonts w:ascii="Arial" w:cs="Arial" w:eastAsia="Arial" w:hAnsi="Arial"/>
+                <w:b/>
+                <w:bCs/>
+                <w:sz w:val="21"/>
+                <w:szCs w:val="21"/>
+              </w:rPr>
+              <w:t xml:space="preserve">What does anti-malware software do?</w:t>
+            </w:r>
+          </w:p>
+          <w:tbl>
+            <w:tblPr>
+              <w:tblW w:type="dxa" w:w="10026"/>
+              <w:tblBorders>
+                <w:top w:val="single" w:color="auto" w:sz="4"/>
+                <w:left w:val="single" w:color="auto" w:sz="4"/>
+                <w:bottom w:val="single" w:color="auto" w:sz="4"/>
+                <w:right w:val="single" w:color="auto" w:sz="4"/>
+                <w:insideH w:val="single" w:color="auto" w:sz="4"/>
+                <w:insideV w:val="single" w:color="auto" w:sz="4"/>
+              </w:tblBorders>
+            </w:tblPr>
+            <w:tblGrid>
+              <w:gridCol w:w="10026"/>
+            </w:tblGrid>
+            <w:tr>
+              <w:trPr>
+                <w:cantSplit/>
+                <w:trHeight w:val="460" w:hRule="exact"/>
+              </w:trPr>
+              <w:tc>
+                <w:tcPr>
+                  <w:tcW w:type="dxa" w:w="10026"/>
+                  <w:tcBorders>
+                    <w:top w:val="none" w:color="FFFFFF" w:sz="0"/>
+                    <w:left w:val="none" w:color="FFFFFF" w:sz="0"/>
+                    <w:bottom w:val="dotted" w:color="9AA8BC" w:sz="6"/>
+                    <w:right w:val="none" w:color="FFFFFF" w:sz="0"/>
+                  </w:tcBorders>
+                  <w:tcMar>
+                    <w:left w:type="dxa" w:w="0"/>
+                    <w:bottom w:type="dxa" w:w="20"/>
+                    <w:right w:type="dxa" w:w="0"/>
+                  </w:tcMar>
+                  <w:vAlign w:val="bottom"/>
+                </w:tcPr>
+                <w:p>
+                  <w:pPr>
+                    <w:spacing w:after="0" w:before="0"/>
+                  </w:pPr>
+                  <w:r>
+                    <w:rPr>
+                      <w:rFonts w:ascii="Arial" w:cs="Arial" w:eastAsia="Arial" w:hAnsi="Arial"/>
+                      <w:color w:val="5A6B85"/>
+                      <w:sz w:val="21"/>
+                      <w:szCs w:val="21"/>
+                    </w:rPr>
+                    <w:t xml:space="preserve"/>
+                  </w:r>
+                </w:p>
+              </w:tc>
+            </w:tr>
+            <w:tr>
+              <w:trPr>
+                <w:cantSplit/>
+                <w:trHeight w:val="460" w:hRule="exact"/>
+              </w:trPr>
+              <w:tc>
+                <w:tcPr>
+                  <w:tcW w:type="dxa" w:w="10026"/>
+                  <w:tcBorders>
+                    <w:top w:val="none" w:color="FFFFFF" w:sz="0"/>
+                    <w:left w:val="none" w:color="FFFFFF" w:sz="0"/>
+                    <w:bottom w:val="dotted" w:color="9AA8BC" w:sz="6"/>
+                    <w:right w:val="none" w:color="FFFFFF" w:sz="0"/>
+                  </w:tcBorders>
+                  <w:tcMar>
+                    <w:left w:type="dxa" w:w="0"/>
+                    <w:bottom w:type="dxa" w:w="20"/>
+                    <w:right w:type="dxa" w:w="0"/>
+                  </w:tcMar>
+                  <w:vAlign w:val="bottom"/>
+                </w:tcPr>
+                <w:p>
+                  <w:pPr>
+                    <w:spacing w:after="0" w:before="0"/>
+                  </w:pPr>
+                  <w:r>
+                    <w:rPr>
+                      <w:rFonts w:ascii="Arial" w:cs="Arial" w:eastAsia="Arial" w:hAnsi="Arial"/>
+                      <w:color w:val="5A6B85"/>
+                      <w:sz w:val="21"/>
+                      <w:szCs w:val="21"/>
+                    </w:rPr>
+                    <w:t xml:space="preserve"/>
+                  </w:r>
+                </w:p>
+              </w:tc>
+            </w:tr>
+          </w:tbl>
+          <w:p>
+            <w:pPr>
+              <w:keepNext/>
+              <w:spacing w:after="60" w:before="120"/>
+            </w:pPr>
+            <w:r>
+              <w:rPr>
+                <w:rFonts w:ascii="Arial" w:cs="Arial" w:eastAsia="Arial" w:hAnsi="Arial"/>
+                <w:b/>
+                <w:bCs/>
+                <w:sz w:val="21"/>
+                <w:szCs w:val="21"/>
+              </w:rPr>
+              <w:t xml:space="preserve">Why must anti-malware be updated regularly?</w:t>
             </w:r>
           </w:p>
           <w:tbl>
@@ -1871,6 +2295,218 @@
               </w:tc>
             </w:tr>
           </w:tbl>
+          <w:p>
+            <w:pPr>
+              <w:keepNext/>
+              <w:spacing w:after="60" w:before="120"/>
+            </w:pPr>
+            <w:r>
+              <w:rPr>
+                <w:rFonts w:ascii="Arial" w:cs="Arial" w:eastAsia="Arial" w:hAnsi="Arial"/>
+                <w:b/>
+                <w:bCs/>
+                <w:sz w:val="21"/>
+                <w:szCs w:val="21"/>
+              </w:rPr>
+              <w:t xml:space="preserve">What does a firewall do?</w:t>
+            </w:r>
+          </w:p>
+          <w:tbl>
+            <w:tblPr>
+              <w:tblW w:type="dxa" w:w="10026"/>
+              <w:tblBorders>
+                <w:top w:val="single" w:color="auto" w:sz="4"/>
+                <w:left w:val="single" w:color="auto" w:sz="4"/>
+                <w:bottom w:val="single" w:color="auto" w:sz="4"/>
+                <w:right w:val="single" w:color="auto" w:sz="4"/>
+                <w:insideH w:val="single" w:color="auto" w:sz="4"/>
+                <w:insideV w:val="single" w:color="auto" w:sz="4"/>
+              </w:tblBorders>
+            </w:tblPr>
+            <w:tblGrid>
+              <w:gridCol w:w="10026"/>
+            </w:tblGrid>
+            <w:tr>
+              <w:trPr>
+                <w:cantSplit/>
+                <w:trHeight w:val="460" w:hRule="exact"/>
+              </w:trPr>
+              <w:tc>
+                <w:tcPr>
+                  <w:tcW w:type="dxa" w:w="10026"/>
+                  <w:tcBorders>
+                    <w:top w:val="none" w:color="FFFFFF" w:sz="0"/>
+                    <w:left w:val="none" w:color="FFFFFF" w:sz="0"/>
+                    <w:bottom w:val="dotted" w:color="9AA8BC" w:sz="6"/>
+                    <w:right w:val="none" w:color="FFFFFF" w:sz="0"/>
+                  </w:tcBorders>
+                  <w:tcMar>
+                    <w:left w:type="dxa" w:w="0"/>
+                    <w:bottom w:type="dxa" w:w="20"/>
+                    <w:right w:type="dxa" w:w="0"/>
+                  </w:tcMar>
+                  <w:vAlign w:val="bottom"/>
+                </w:tcPr>
+                <w:p>
+                  <w:pPr>
+                    <w:spacing w:after="0" w:before="0"/>
+                  </w:pPr>
+                  <w:r>
+                    <w:rPr>
+                      <w:rFonts w:ascii="Arial" w:cs="Arial" w:eastAsia="Arial" w:hAnsi="Arial"/>
+                      <w:color w:val="5A6B85"/>
+                      <w:sz w:val="21"/>
+                      <w:szCs w:val="21"/>
+                    </w:rPr>
+                    <w:t xml:space="preserve"/>
+                  </w:r>
+                </w:p>
+              </w:tc>
+            </w:tr>
+            <w:tr>
+              <w:trPr>
+                <w:cantSplit/>
+                <w:trHeight w:val="460" w:hRule="exact"/>
+              </w:trPr>
+              <w:tc>
+                <w:tcPr>
+                  <w:tcW w:type="dxa" w:w="10026"/>
+                  <w:tcBorders>
+                    <w:top w:val="none" w:color="FFFFFF" w:sz="0"/>
+                    <w:left w:val="none" w:color="FFFFFF" w:sz="0"/>
+                    <w:bottom w:val="dotted" w:color="9AA8BC" w:sz="6"/>
+                    <w:right w:val="none" w:color="FFFFFF" w:sz="0"/>
+                  </w:tcBorders>
+                  <w:tcMar>
+                    <w:left w:type="dxa" w:w="0"/>
+                    <w:bottom w:type="dxa" w:w="20"/>
+                    <w:right w:type="dxa" w:w="0"/>
+                  </w:tcMar>
+                  <w:vAlign w:val="bottom"/>
+                </w:tcPr>
+                <w:p>
+                  <w:pPr>
+                    <w:spacing w:after="0" w:before="0"/>
+                  </w:pPr>
+                  <w:r>
+                    <w:rPr>
+                      <w:rFonts w:ascii="Arial" w:cs="Arial" w:eastAsia="Arial" w:hAnsi="Arial"/>
+                      <w:color w:val="5A6B85"/>
+                      <w:sz w:val="21"/>
+                      <w:szCs w:val="21"/>
+                    </w:rPr>
+                    <w:t xml:space="preserve"/>
+                  </w:r>
+                </w:p>
+              </w:tc>
+            </w:tr>
+          </w:tbl>
+          <w:p>
+            <w:pPr>
+              <w:keepNext/>
+              <w:spacing w:after="60" w:before="120"/>
+            </w:pPr>
+            <w:r>
+              <w:rPr>
+                <w:rFonts w:ascii="Arial" w:cs="Arial" w:eastAsia="Arial" w:hAnsi="Arial"/>
+                <w:b/>
+                <w:bCs/>
+                <w:sz w:val="21"/>
+                <w:szCs w:val="21"/>
+              </w:rPr>
+              <w:t xml:space="preserve">Which attack does a firewall help most against?</w:t>
+            </w:r>
+          </w:p>
+          <w:tbl>
+            <w:tblPr>
+              <w:tblW w:type="dxa" w:w="10026"/>
+              <w:tblBorders>
+                <w:top w:val="single" w:color="auto" w:sz="4"/>
+                <w:left w:val="single" w:color="auto" w:sz="4"/>
+                <w:bottom w:val="single" w:color="auto" w:sz="4"/>
+                <w:right w:val="single" w:color="auto" w:sz="4"/>
+                <w:insideH w:val="single" w:color="auto" w:sz="4"/>
+                <w:insideV w:val="single" w:color="auto" w:sz="4"/>
+              </w:tblBorders>
+            </w:tblPr>
+            <w:tblGrid>
+              <w:gridCol w:w="10026"/>
+            </w:tblGrid>
+            <w:tr>
+              <w:trPr>
+                <w:cantSplit/>
+                <w:trHeight w:val="460" w:hRule="exact"/>
+              </w:trPr>
+              <w:tc>
+                <w:tcPr>
+                  <w:tcW w:type="dxa" w:w="10026"/>
+                  <w:tcBorders>
+                    <w:top w:val="none" w:color="FFFFFF" w:sz="0"/>
+                    <w:left w:val="none" w:color="FFFFFF" w:sz="0"/>
+                    <w:bottom w:val="dotted" w:color="9AA8BC" w:sz="6"/>
+                    <w:right w:val="none" w:color="FFFFFF" w:sz="0"/>
+                  </w:tcBorders>
+                  <w:tcMar>
+                    <w:left w:type="dxa" w:w="0"/>
+                    <w:bottom w:type="dxa" w:w="20"/>
+                    <w:right w:type="dxa" w:w="0"/>
+                  </w:tcMar>
+                  <w:vAlign w:val="bottom"/>
+                </w:tcPr>
+                <w:p>
+                  <w:pPr>
+                    <w:spacing w:after="0" w:before="0"/>
+                  </w:pPr>
+                  <w:r>
+                    <w:rPr>
+                      <w:rFonts w:ascii="Arial" w:cs="Arial" w:eastAsia="Arial" w:hAnsi="Arial"/>
+                      <w:color w:val="5A6B85"/>
+                      <w:sz w:val="21"/>
+                      <w:szCs w:val="21"/>
+                    </w:rPr>
+                    <w:t xml:space="preserve"/>
+                  </w:r>
+                </w:p>
+              </w:tc>
+            </w:tr>
+            <w:tr>
+              <w:trPr>
+                <w:cantSplit/>
+                <w:trHeight w:val="460" w:hRule="exact"/>
+              </w:trPr>
+              <w:tc>
+                <w:tcPr>
+                  <w:tcW w:type="dxa" w:w="10026"/>
+                  <w:tcBorders>
+                    <w:top w:val="none" w:color="FFFFFF" w:sz="0"/>
+                    <w:left w:val="none" w:color="FFFFFF" w:sz="0"/>
+                    <w:bottom w:val="dotted" w:color="9AA8BC" w:sz="6"/>
+                    <w:right w:val="none" w:color="FFFFFF" w:sz="0"/>
+                  </w:tcBorders>
+                  <w:tcMar>
+                    <w:left w:type="dxa" w:w="0"/>
+                    <w:bottom w:type="dxa" w:w="20"/>
+                    <w:right w:type="dxa" w:w="0"/>
+                  </w:tcMar>
+                  <w:vAlign w:val="bottom"/>
+                </w:tcPr>
+                <w:p>
+                  <w:pPr>
+                    <w:spacing w:after="0" w:before="0"/>
+                  </w:pPr>
+                  <w:r>
+                    <w:rPr>
+                      <w:rFonts w:ascii="Arial" w:cs="Arial" w:eastAsia="Arial" w:hAnsi="Arial"/>
+                      <w:color w:val="5A6B85"/>
+                      <w:sz w:val="21"/>
+                      <w:szCs w:val="21"/>
+                    </w:rPr>
+                    <w:t xml:space="preserve"/>
+                  </w:r>
+                </w:p>
+              </w:tc>
+            </w:tr>
+          </w:tbl>
           <w:p/>
         </w:tc>
       </w:tr>
@@ -2062,6 +2698,218 @@
                 <w:szCs w:val="21"/>
               </w:rPr>
               <w:t xml:space="preserve">Why shouldn't every teacher have network manager rights?</w:t>
+            </w:r>
+          </w:p>
+          <w:tbl>
+            <w:tblPr>
+              <w:tblW w:type="dxa" w:w="10026"/>
+              <w:tblBorders>
+                <w:top w:val="single" w:color="auto" w:sz="4"/>
+                <w:left w:val="single" w:color="auto" w:sz="4"/>
+                <w:bottom w:val="single" w:color="auto" w:sz="4"/>
+                <w:right w:val="single" w:color="auto" w:sz="4"/>
+                <w:insideH w:val="single" w:color="auto" w:sz="4"/>
+                <w:insideV w:val="single" w:color="auto" w:sz="4"/>
+              </w:tblBorders>
+            </w:tblPr>
+            <w:tblGrid>
+              <w:gridCol w:w="10026"/>
+            </w:tblGrid>
+            <w:tr>
+              <w:trPr>
+                <w:cantSplit/>
+                <w:trHeight w:val="460" w:hRule="exact"/>
+              </w:trPr>
+              <w:tc>
+                <w:tcPr>
+                  <w:tcW w:type="dxa" w:w="10026"/>
+                  <w:tcBorders>
+                    <w:top w:val="none" w:color="FFFFFF" w:sz="0"/>
+                    <w:left w:val="none" w:color="FFFFFF" w:sz="0"/>
+                    <w:bottom w:val="dotted" w:color="9AA8BC" w:sz="6"/>
+                    <w:right w:val="none" w:color="FFFFFF" w:sz="0"/>
+                  </w:tcBorders>
+                  <w:tcMar>
+                    <w:left w:type="dxa" w:w="0"/>
+                    <w:bottom w:type="dxa" w:w="20"/>
+                    <w:right w:type="dxa" w:w="0"/>
+                  </w:tcMar>
+                  <w:vAlign w:val="bottom"/>
+                </w:tcPr>
+                <w:p>
+                  <w:pPr>
+                    <w:spacing w:after="0" w:before="0"/>
+                  </w:pPr>
+                  <w:r>
+                    <w:rPr>
+                      <w:rFonts w:ascii="Arial" w:cs="Arial" w:eastAsia="Arial" w:hAnsi="Arial"/>
+                      <w:color w:val="5A6B85"/>
+                      <w:sz w:val="21"/>
+                      <w:szCs w:val="21"/>
+                    </w:rPr>
+                    <w:t xml:space="preserve"/>
+                  </w:r>
+                </w:p>
+              </w:tc>
+            </w:tr>
+            <w:tr>
+              <w:trPr>
+                <w:cantSplit/>
+                <w:trHeight w:val="460" w:hRule="exact"/>
+              </w:trPr>
+              <w:tc>
+                <w:tcPr>
+                  <w:tcW w:type="dxa" w:w="10026"/>
+                  <w:tcBorders>
+                    <w:top w:val="none" w:color="FFFFFF" w:sz="0"/>
+                    <w:left w:val="none" w:color="FFFFFF" w:sz="0"/>
+                    <w:bottom w:val="dotted" w:color="9AA8BC" w:sz="6"/>
+                    <w:right w:val="none" w:color="FFFFFF" w:sz="0"/>
+                  </w:tcBorders>
+                  <w:tcMar>
+                    <w:left w:type="dxa" w:w="0"/>
+                    <w:bottom w:type="dxa" w:w="20"/>
+                    <w:right w:type="dxa" w:w="0"/>
+                  </w:tcMar>
+                  <w:vAlign w:val="bottom"/>
+                </w:tcPr>
+                <w:p>
+                  <w:pPr>
+                    <w:spacing w:after="0" w:before="0"/>
+                  </w:pPr>
+                  <w:r>
+                    <w:rPr>
+                      <w:rFonts w:ascii="Arial" w:cs="Arial" w:eastAsia="Arial" w:hAnsi="Arial"/>
+                      <w:color w:val="5A6B85"/>
+                      <w:sz w:val="21"/>
+                      <w:szCs w:val="21"/>
+                    </w:rPr>
+                    <w:t xml:space="preserve"/>
+                  </w:r>
+                </w:p>
+              </w:tc>
+            </w:tr>
+          </w:tbl>
+          <w:p>
+            <w:pPr>
+              <w:keepNext/>
+              <w:spacing w:after="60" w:before="120"/>
+            </w:pPr>
+            <w:r>
+              <w:rPr>
+                <w:rFonts w:ascii="Arial" w:cs="Arial" w:eastAsia="Arial" w:hAnsi="Arial"/>
+                <w:b/>
+                <w:bCs/>
+                <w:sz w:val="21"/>
+                <w:szCs w:val="21"/>
+              </w:rPr>
+              <w:t xml:space="preserve">What are user access levels for?</w:t>
+            </w:r>
+          </w:p>
+          <w:tbl>
+            <w:tblPr>
+              <w:tblW w:type="dxa" w:w="10026"/>
+              <w:tblBorders>
+                <w:top w:val="single" w:color="auto" w:sz="4"/>
+                <w:left w:val="single" w:color="auto" w:sz="4"/>
+                <w:bottom w:val="single" w:color="auto" w:sz="4"/>
+                <w:right w:val="single" w:color="auto" w:sz="4"/>
+                <w:insideH w:val="single" w:color="auto" w:sz="4"/>
+                <w:insideV w:val="single" w:color="auto" w:sz="4"/>
+              </w:tblBorders>
+            </w:tblPr>
+            <w:tblGrid>
+              <w:gridCol w:w="10026"/>
+            </w:tblGrid>
+            <w:tr>
+              <w:trPr>
+                <w:cantSplit/>
+                <w:trHeight w:val="460" w:hRule="exact"/>
+              </w:trPr>
+              <w:tc>
+                <w:tcPr>
+                  <w:tcW w:type="dxa" w:w="10026"/>
+                  <w:tcBorders>
+                    <w:top w:val="none" w:color="FFFFFF" w:sz="0"/>
+                    <w:left w:val="none" w:color="FFFFFF" w:sz="0"/>
+                    <w:bottom w:val="dotted" w:color="9AA8BC" w:sz="6"/>
+                    <w:right w:val="none" w:color="FFFFFF" w:sz="0"/>
+                  </w:tcBorders>
+                  <w:tcMar>
+                    <w:left w:type="dxa" w:w="0"/>
+                    <w:bottom w:type="dxa" w:w="20"/>
+                    <w:right w:type="dxa" w:w="0"/>
+                  </w:tcMar>
+                  <w:vAlign w:val="bottom"/>
+                </w:tcPr>
+                <w:p>
+                  <w:pPr>
+                    <w:spacing w:after="0" w:before="0"/>
+                  </w:pPr>
+                  <w:r>
+                    <w:rPr>
+                      <w:rFonts w:ascii="Arial" w:cs="Arial" w:eastAsia="Arial" w:hAnsi="Arial"/>
+                      <w:color w:val="5A6B85"/>
+                      <w:sz w:val="21"/>
+                      <w:szCs w:val="21"/>
+                    </w:rPr>
+                    <w:t xml:space="preserve"/>
+                  </w:r>
+                </w:p>
+              </w:tc>
+            </w:tr>
+            <w:tr>
+              <w:trPr>
+                <w:cantSplit/>
+                <w:trHeight w:val="460" w:hRule="exact"/>
+              </w:trPr>
+              <w:tc>
+                <w:tcPr>
+                  <w:tcW w:type="dxa" w:w="10026"/>
+                  <w:tcBorders>
+                    <w:top w:val="none" w:color="FFFFFF" w:sz="0"/>
+                    <w:left w:val="none" w:color="FFFFFF" w:sz="0"/>
+                    <w:bottom w:val="dotted" w:color="9AA8BC" w:sz="6"/>
+                    <w:right w:val="none" w:color="FFFFFF" w:sz="0"/>
+                  </w:tcBorders>
+                  <w:tcMar>
+                    <w:left w:type="dxa" w:w="0"/>
+                    <w:bottom w:type="dxa" w:w="20"/>
+                    <w:right w:type="dxa" w:w="0"/>
+                  </w:tcMar>
+                  <w:vAlign w:val="bottom"/>
+                </w:tcPr>
+                <w:p>
+                  <w:pPr>
+                    <w:spacing w:after="0" w:before="0"/>
+                  </w:pPr>
+                  <w:r>
+                    <w:rPr>
+                      <w:rFonts w:ascii="Arial" w:cs="Arial" w:eastAsia="Arial" w:hAnsi="Arial"/>
+                      <w:color w:val="5A6B85"/>
+                      <w:sz w:val="21"/>
+                      <w:szCs w:val="21"/>
+                    </w:rPr>
+                    <w:t xml:space="preserve"/>
+                  </w:r>
+                </w:p>
+              </w:tc>
+            </w:tr>
+          </w:tbl>
+          <w:p>
+            <w:pPr>
+              <w:keepNext/>
+              <w:spacing w:after="60" w:before="120"/>
+            </w:pPr>
+            <w:r>
+              <w:rPr>
+                <w:rFonts w:ascii="Arial" w:cs="Arial" w:eastAsia="Arial" w:hAnsi="Arial"/>
+                <w:b/>
+                <w:bCs/>
+                <w:sz w:val="21"/>
+                <w:szCs w:val="21"/>
+              </w:rPr>
+              <w:t xml:space="preserve">A student's account is stolen by an attacker. Why do access levels help?</w:t>
             </w:r>
           </w:p>
           <w:tbl>
@@ -2628,6 +3476,218 @@
                 <w:szCs w:val="21"/>
               </w:rPr>
               <w:t xml:space="preserve">Which defence would you buy first for a small business, and why?</w:t>
+            </w:r>
+          </w:p>
+          <w:tbl>
+            <w:tblPr>
+              <w:tblW w:type="dxa" w:w="10026"/>
+              <w:tblBorders>
+                <w:top w:val="single" w:color="auto" w:sz="4"/>
+                <w:left w:val="single" w:color="auto" w:sz="4"/>
+                <w:bottom w:val="single" w:color="auto" w:sz="4"/>
+                <w:right w:val="single" w:color="auto" w:sz="4"/>
+                <w:insideH w:val="single" w:color="auto" w:sz="4"/>
+                <w:insideV w:val="single" w:color="auto" w:sz="4"/>
+              </w:tblBorders>
+            </w:tblPr>
+            <w:tblGrid>
+              <w:gridCol w:w="10026"/>
+            </w:tblGrid>
+            <w:tr>
+              <w:trPr>
+                <w:cantSplit/>
+                <w:trHeight w:val="460" w:hRule="exact"/>
+              </w:trPr>
+              <w:tc>
+                <w:tcPr>
+                  <w:tcW w:type="dxa" w:w="10026"/>
+                  <w:tcBorders>
+                    <w:top w:val="none" w:color="FFFFFF" w:sz="0"/>
+                    <w:left w:val="none" w:color="FFFFFF" w:sz="0"/>
+                    <w:bottom w:val="dotted" w:color="9AA8BC" w:sz="6"/>
+                    <w:right w:val="none" w:color="FFFFFF" w:sz="0"/>
+                  </w:tcBorders>
+                  <w:tcMar>
+                    <w:left w:type="dxa" w:w="0"/>
+                    <w:bottom w:type="dxa" w:w="20"/>
+                    <w:right w:type="dxa" w:w="0"/>
+                  </w:tcMar>
+                  <w:vAlign w:val="bottom"/>
+                </w:tcPr>
+                <w:p>
+                  <w:pPr>
+                    <w:spacing w:after="0" w:before="0"/>
+                  </w:pPr>
+                  <w:r>
+                    <w:rPr>
+                      <w:rFonts w:ascii="Arial" w:cs="Arial" w:eastAsia="Arial" w:hAnsi="Arial"/>
+                      <w:color w:val="5A6B85"/>
+                      <w:sz w:val="21"/>
+                      <w:szCs w:val="21"/>
+                    </w:rPr>
+                    <w:t xml:space="preserve"/>
+                  </w:r>
+                </w:p>
+              </w:tc>
+            </w:tr>
+            <w:tr>
+              <w:trPr>
+                <w:cantSplit/>
+                <w:trHeight w:val="460" w:hRule="exact"/>
+              </w:trPr>
+              <w:tc>
+                <w:tcPr>
+                  <w:tcW w:type="dxa" w:w="10026"/>
+                  <w:tcBorders>
+                    <w:top w:val="none" w:color="FFFFFF" w:sz="0"/>
+                    <w:left w:val="none" w:color="FFFFFF" w:sz="0"/>
+                    <w:bottom w:val="dotted" w:color="9AA8BC" w:sz="6"/>
+                    <w:right w:val="none" w:color="FFFFFF" w:sz="0"/>
+                  </w:tcBorders>
+                  <w:tcMar>
+                    <w:left w:type="dxa" w:w="0"/>
+                    <w:bottom w:type="dxa" w:w="20"/>
+                    <w:right w:type="dxa" w:w="0"/>
+                  </w:tcMar>
+                  <w:vAlign w:val="bottom"/>
+                </w:tcPr>
+                <w:p>
+                  <w:pPr>
+                    <w:spacing w:after="0" w:before="0"/>
+                  </w:pPr>
+                  <w:r>
+                    <w:rPr>
+                      <w:rFonts w:ascii="Arial" w:cs="Arial" w:eastAsia="Arial" w:hAnsi="Arial"/>
+                      <w:color w:val="5A6B85"/>
+                      <w:sz w:val="21"/>
+                      <w:szCs w:val="21"/>
+                    </w:rPr>
+                    <w:t xml:space="preserve"/>
+                  </w:r>
+                </w:p>
+              </w:tc>
+            </w:tr>
+          </w:tbl>
+          <w:p>
+            <w:pPr>
+              <w:keepNext/>
+              <w:spacing w:after="60" w:before="120"/>
+            </w:pPr>
+            <w:r>
+              <w:rPr>
+                <w:rFonts w:ascii="Arial" w:cs="Arial" w:eastAsia="Arial" w:hAnsi="Arial"/>
+                <w:b/>
+                <w:bCs/>
+                <w:sz w:val="21"/>
+                <w:szCs w:val="21"/>
+              </w:rPr>
+              <w:t xml:space="preserve">A company keeps getting infected by malware from downloads. Which helps most?</w:t>
+            </w:r>
+          </w:p>
+          <w:tbl>
+            <w:tblPr>
+              <w:tblW w:type="dxa" w:w="10026"/>
+              <w:tblBorders>
+                <w:top w:val="single" w:color="auto" w:sz="4"/>
+                <w:left w:val="single" w:color="auto" w:sz="4"/>
+                <w:bottom w:val="single" w:color="auto" w:sz="4"/>
+                <w:right w:val="single" w:color="auto" w:sz="4"/>
+                <w:insideH w:val="single" w:color="auto" w:sz="4"/>
+                <w:insideV w:val="single" w:color="auto" w:sz="4"/>
+              </w:tblBorders>
+            </w:tblPr>
+            <w:tblGrid>
+              <w:gridCol w:w="10026"/>
+            </w:tblGrid>
+            <w:tr>
+              <w:trPr>
+                <w:cantSplit/>
+                <w:trHeight w:val="460" w:hRule="exact"/>
+              </w:trPr>
+              <w:tc>
+                <w:tcPr>
+                  <w:tcW w:type="dxa" w:w="10026"/>
+                  <w:tcBorders>
+                    <w:top w:val="none" w:color="FFFFFF" w:sz="0"/>
+                    <w:left w:val="none" w:color="FFFFFF" w:sz="0"/>
+                    <w:bottom w:val="dotted" w:color="9AA8BC" w:sz="6"/>
+                    <w:right w:val="none" w:color="FFFFFF" w:sz="0"/>
+                  </w:tcBorders>
+                  <w:tcMar>
+                    <w:left w:type="dxa" w:w="0"/>
+                    <w:bottom w:type="dxa" w:w="20"/>
+                    <w:right w:type="dxa" w:w="0"/>
+                  </w:tcMar>
+                  <w:vAlign w:val="bottom"/>
+                </w:tcPr>
+                <w:p>
+                  <w:pPr>
+                    <w:spacing w:after="0" w:before="0"/>
+                  </w:pPr>
+                  <w:r>
+                    <w:rPr>
+                      <w:rFonts w:ascii="Arial" w:cs="Arial" w:eastAsia="Arial" w:hAnsi="Arial"/>
+                      <w:color w:val="5A6B85"/>
+                      <w:sz w:val="21"/>
+                      <w:szCs w:val="21"/>
+                    </w:rPr>
+                    <w:t xml:space="preserve"/>
+                  </w:r>
+                </w:p>
+              </w:tc>
+            </w:tr>
+            <w:tr>
+              <w:trPr>
+                <w:cantSplit/>
+                <w:trHeight w:val="460" w:hRule="exact"/>
+              </w:trPr>
+              <w:tc>
+                <w:tcPr>
+                  <w:tcW w:type="dxa" w:w="10026"/>
+                  <w:tcBorders>
+                    <w:top w:val="none" w:color="FFFFFF" w:sz="0"/>
+                    <w:left w:val="none" w:color="FFFFFF" w:sz="0"/>
+                    <w:bottom w:val="dotted" w:color="9AA8BC" w:sz="6"/>
+                    <w:right w:val="none" w:color="FFFFFF" w:sz="0"/>
+                  </w:tcBorders>
+                  <w:tcMar>
+                    <w:left w:type="dxa" w:w="0"/>
+                    <w:bottom w:type="dxa" w:w="20"/>
+                    <w:right w:type="dxa" w:w="0"/>
+                  </w:tcMar>
+                  <w:vAlign w:val="bottom"/>
+                </w:tcPr>
+                <w:p>
+                  <w:pPr>
+                    <w:spacing w:after="0" w:before="0"/>
+                  </w:pPr>
+                  <w:r>
+                    <w:rPr>
+                      <w:rFonts w:ascii="Arial" w:cs="Arial" w:eastAsia="Arial" w:hAnsi="Arial"/>
+                      <w:color w:val="5A6B85"/>
+                      <w:sz w:val="21"/>
+                      <w:szCs w:val="21"/>
+                    </w:rPr>
+                    <w:t xml:space="preserve"/>
+                  </w:r>
+                </w:p>
+              </w:tc>
+            </w:tr>
+          </w:tbl>
+          <w:p>
+            <w:pPr>
+              <w:keepNext/>
+              <w:spacing w:after="60" w:before="120"/>
+            </w:pPr>
+            <w:r>
+              <w:rPr>
+                <w:rFonts w:ascii="Arial" w:cs="Arial" w:eastAsia="Arial" w:hAnsi="Arial"/>
+                <w:b/>
+                <w:bCs/>
+                <w:sz w:val="21"/>
+                <w:szCs w:val="21"/>
+              </w:rPr>
+              <w:t xml:space="preserve">A company wants to find weaknesses before criminals do. What should it arrange?</w:t>
             </w:r>
           </w:p>
           <w:tbl>
@@ -3522,7 +4582,7 @@
                 <w:sz w:val="21"/>
                 <w:szCs w:val="21"/>
               </w:rPr>
-              <w:t xml:space="preserve">How can we protect ourselves against hackers?</w:t>
+              <w:t xml:space="preserve">Which protections stop which attacks, and why does no single one stop everything?</w:t>
             </w:r>
           </w:p>
           <w:tbl>
@@ -3751,7 +4811,7 @@
                 <w:sz w:val="21"/>
                 <w:szCs w:val="21"/>
               </w:rPr>
-              <w:t xml:space="preserve">a)  Describe what is meant by penetration testing.  </w:t>
+              <w:t xml:space="preserve">a)  Describe what happens during a penetration test, and why organisations pay for one.  </w:t>
             </w:r>
             <w:r>
               <w:rPr>
@@ -3760,7 +4820,7 @@
                 <w:sz w:val="21"/>
                 <w:szCs w:val="21"/>
               </w:rPr>
-              <w:t xml:space="preserve">[2]</w:t>
+              <w:t xml:space="preserve">[3]</w:t>
             </w:r>
           </w:p>
           <w:tbl>
@@ -3852,6 +4912,43 @@
                 </w:p>
               </w:tc>
             </w:tr>
+            <w:tr>
+              <w:trPr>
+                <w:cantSplit/>
+                <w:trHeight w:val="460" w:hRule="exact"/>
+              </w:trPr>
+              <w:tc>
+                <w:tcPr>
+                  <w:tcW w:type="dxa" w:w="10026"/>
+                  <w:tcBorders>
+                    <w:top w:val="none" w:color="FFFFFF" w:sz="0"/>
+                    <w:left w:val="none" w:color="FFFFFF" w:sz="0"/>
+                    <w:bottom w:val="dotted" w:color="9AA8BC" w:sz="6"/>
+                    <w:right w:val="none" w:color="FFFFFF" w:sz="0"/>
+                  </w:tcBorders>
+                  <w:tcMar>
+                    <w:left w:type="dxa" w:w="0"/>
+                    <w:bottom w:type="dxa" w:w="20"/>
+                    <w:right w:type="dxa" w:w="0"/>
+                  </w:tcMar>
+                  <w:vAlign w:val="bottom"/>
+                </w:tcPr>
+                <w:p>
+                  <w:pPr>
+                    <w:spacing w:after="0" w:before="0"/>
+                  </w:pPr>
+                  <w:r>
+                    <w:rPr>
+                      <w:rFonts w:ascii="Arial" w:cs="Arial" w:eastAsia="Arial" w:hAnsi="Arial"/>
+                      <w:color w:val="5A6B85"/>
+                      <w:sz w:val="21"/>
+                      <w:szCs w:val="21"/>
+                    </w:rPr>
+                    <w:t xml:space="preserve"/>
+                  </w:r>
+                </w:p>
+              </w:tc>
+            </w:tr>
           </w:tbl>
           <w:p>
             <w:pPr>
@@ -3866,7 +4963,7 @@
                 <w:sz w:val="21"/>
                 <w:szCs w:val="21"/>
               </w:rPr>
-              <w:t xml:space="preserve">b)  Explain how a firewall helps protect a network.  </w:t>
+              <w:t xml:space="preserve">b)  Explain how a firewall reduces the risk of unauthorised access.  </w:t>
             </w:r>
             <w:r>
               <w:rPr>
@@ -3875,7 +4972,7 @@
                 <w:sz w:val="21"/>
                 <w:szCs w:val="21"/>
               </w:rPr>
-              <w:t xml:space="preserve">[2]</w:t>
+              <w:t xml:space="preserve">[3]</w:t>
             </w:r>
           </w:p>
           <w:tbl>
@@ -3967,6 +5064,43 @@
                 </w:p>
               </w:tc>
             </w:tr>
+            <w:tr>
+              <w:trPr>
+                <w:cantSplit/>
+                <w:trHeight w:val="460" w:hRule="exact"/>
+              </w:trPr>
+              <w:tc>
+                <w:tcPr>
+                  <w:tcW w:type="dxa" w:w="10026"/>
+                  <w:tcBorders>
+                    <w:top w:val="none" w:color="FFFFFF" w:sz="0"/>
+                    <w:left w:val="none" w:color="FFFFFF" w:sz="0"/>
+                    <w:bottom w:val="dotted" w:color="9AA8BC" w:sz="6"/>
+                    <w:right w:val="none" w:color="FFFFFF" w:sz="0"/>
+                  </w:tcBorders>
+                  <w:tcMar>
+                    <w:left w:type="dxa" w:w="0"/>
+                    <w:bottom w:type="dxa" w:w="20"/>
+                    <w:right w:type="dxa" w:w="0"/>
+                  </w:tcMar>
+                  <w:vAlign w:val="bottom"/>
+                </w:tcPr>
+                <w:p>
+                  <w:pPr>
+                    <w:spacing w:after="0" w:before="0"/>
+                  </w:pPr>
+                  <w:r>
+                    <w:rPr>
+                      <w:rFonts w:ascii="Arial" w:cs="Arial" w:eastAsia="Arial" w:hAnsi="Arial"/>
+                      <w:color w:val="5A6B85"/>
+                      <w:sz w:val="21"/>
+                      <w:szCs w:val="21"/>
+                    </w:rPr>
+                    <w:t xml:space="preserve"/>
+                  </w:r>
+                </w:p>
+              </w:tc>
+            </w:tr>
           </w:tbl>
           <w:p>
             <w:pPr>
@@ -3981,7 +5115,7 @@
                 <w:sz w:val="21"/>
                 <w:szCs w:val="21"/>
               </w:rPr>
-              <w:t xml:space="preserve">c)  Explain why an organisation uses user access levels.  </w:t>
+              <w:t xml:space="preserve">c)  Explain how user access levels limit the damage caused by a stolen password.  </w:t>
             </w:r>
             <w:r>
               <w:rPr>
